--- a/notes/2026 오픈소스 개발자대회 결과보고서_830(트리아지).docx
+++ b/notes/2026 오픈소스 개발자대회 결과보고서_830(트리아지).docx
@@ -889,13 +889,17 @@
                 <w:color w:val="A6A6A6" w:themeColor="background1" w:themeShade="A6"/>
               </w:rPr>
             </w:pPr>
-            <w:r>
-              <w:rPr>
-                <w:rFonts w:ascii="맑은 고딕" w:hAnsi="맑은 고딕"/>
-                <w:sz w:val="20"/>
-              </w:rPr>
-              <w:t>https://github.com/leelang7/ossp-2026-llm-router-challenge</w:t>
-            </w:r>
+            <w:hyperlink r:id="rId9">
+              <w:r>
+                <w:rPr>
+                  <w:color w:val="0563C1"/>
+                  <w:u w:val="single"/>
+                  <w:sz w:val="20"/>
+                  <w:rFonts w:ascii="맑은 고딕" w:hAnsi="맑은 고딕" w:eastAsia="맑은 고딕"/>
+                </w:rPr>
+                <w:t xml:space="preserve">https://github.com/leelang7/ossp-2026-llm-router-challenge</w:t>
+              </w:r>
+            </w:hyperlink>
           </w:p>
         </w:tc>
       </w:tr>
@@ -970,13 +974,17 @@
                 <w:color w:val="A6A6A6" w:themeColor="background1" w:themeShade="A6"/>
               </w:rPr>
             </w:pPr>
-            <w:r>
-              <w:rPr>
-                <w:rFonts w:ascii="맑은 고딕" w:hAnsi="맑은 고딕"/>
-                <w:sz w:val="20"/>
-              </w:rPr>
-              <w:t>https://youtu.be/ejKfuvM4vdg</w:t>
-            </w:r>
+            <w:hyperlink r:id="rId10">
+              <w:r>
+                <w:rPr>
+                  <w:color w:val="0563C1"/>
+                  <w:u w:val="single"/>
+                  <w:sz w:val="20"/>
+                  <w:rFonts w:ascii="맑은 고딕" w:hAnsi="맑은 고딕" w:eastAsia="맑은 고딕"/>
+                </w:rPr>
+                <w:t xml:space="preserve">https://youtu.be/ejKfuvM4vdg</w:t>
+              </w:r>
+            </w:hyperlink>
           </w:p>
         </w:tc>
       </w:tr>
@@ -1475,8 +1483,19 @@
                 <w:rFonts w:ascii="맑은 고딕" w:hAnsi="맑은 고딕"/>
                 <w:sz w:val="20"/>
               </w:rPr>
-              <w:t>○ 지정과제 평가 대상 커밋 : https://github.com/leelang7/ossp-2026-llm-router-challenge/tree/fa1268edff9a3701679ccc393b5dc34c0aabe45c</w:t>
-            </w:r>
+              <w:t xml:space="preserve">○ 지정과제 평가 대상 커밋 : </w:t>
+            </w:r>
+            <w:hyperlink r:id="rId11">
+              <w:r>
+                <w:rPr>
+                  <w:color w:val="0563C1"/>
+                  <w:u w:val="single"/>
+                  <w:sz w:val="20"/>
+                  <w:rFonts w:ascii="맑은 고딕" w:hAnsi="맑은 고딕" w:eastAsia="맑은 고딕"/>
+                </w:rPr>
+                <w:t xml:space="preserve">https://github.com/leelang7/ossp-2026-llm-router-challenge/tree/fa1268edff9a3701679ccc393b5dc34c0aabe45c</w:t>
+              </w:r>
+            </w:hyperlink>
           </w:p>
           <w:p>
             <w:pPr>
@@ -2975,12 +2994,6 @@
             <w:pPr>
               <w:spacing w:after="0"/>
             </w:pPr>
-            <w:r>
-              <w:rPr>
-                <w:rFonts w:ascii="맑은 고딕" w:hAnsi="맑은 고딕"/>
-                <w:sz w:val="20"/>
-              </w:rPr>
-            </w:r>
           </w:p>
           <w:p>
             <w:pPr>
@@ -3010,12 +3023,6 @@
             <w:pPr>
               <w:spacing w:after="0"/>
             </w:pPr>
-            <w:r>
-              <w:rPr>
-                <w:rFonts w:ascii="맑은 고딕" w:hAnsi="맑은 고딕"/>
-                <w:sz w:val="20"/>
-              </w:rPr>
-            </w:r>
           </w:p>
           <w:p>
             <w:pPr>
@@ -3033,12 +3040,6 @@
             <w:pPr>
               <w:spacing w:after="0"/>
             </w:pPr>
-            <w:r>
-              <w:rPr>
-                <w:rFonts w:ascii="맑은 고딕" w:hAnsi="맑은 고딕"/>
-                <w:sz w:val="20"/>
-              </w:rPr>
-            </w:r>
           </w:p>
           <w:p>
             <w:pPr>
@@ -3595,13 +3596,17 @@
                 <w:color w:val="A6A6A6" w:themeColor="background1" w:themeShade="A6"/>
               </w:rPr>
             </w:pPr>
-            <w:r>
-              <w:rPr>
-                <w:rFonts w:ascii="맑은 고딕" w:hAnsi="맑은 고딕"/>
-                <w:sz w:val="20"/>
-              </w:rPr>
-              <w:t>https://github.com/gcc-mirror/gcc</w:t>
-            </w:r>
+            <w:hyperlink r:id="rId12">
+              <w:r>
+                <w:rPr>
+                  <w:color w:val="0563C1"/>
+                  <w:u w:val="single"/>
+                  <w:sz w:val="20"/>
+                  <w:rFonts w:ascii="맑은 고딕" w:hAnsi="맑은 고딕" w:eastAsia="맑은 고딕"/>
+                </w:rPr>
+                <w:t xml:space="preserve">https://github.com/gcc-mirror/gcc</w:t>
+              </w:r>
+            </w:hyperlink>
           </w:p>
         </w:tc>
         <w:tc>
@@ -3791,13 +3796,17 @@
             <w:pPr>
               <w:jc w:val="center"/>
             </w:pPr>
-            <w:r>
-              <w:rPr>
-                <w:rFonts w:ascii="맑은 고딕" w:hAnsi="맑은 고딕"/>
-                <w:sz w:val="20"/>
-              </w:rPr>
-              <w:t>https://github.com/numpy/numpy</w:t>
-            </w:r>
+            <w:hyperlink r:id="rId13">
+              <w:r>
+                <w:rPr>
+                  <w:color w:val="0563C1"/>
+                  <w:u w:val="single"/>
+                  <w:sz w:val="20"/>
+                  <w:rFonts w:ascii="맑은 고딕" w:hAnsi="맑은 고딕" w:eastAsia="맑은 고딕"/>
+                </w:rPr>
+                <w:t xml:space="preserve">https://github.com/numpy/numpy</w:t>
+              </w:r>
+            </w:hyperlink>
           </w:p>
         </w:tc>
         <w:tc>
@@ -3982,13 +3991,17 @@
             <w:pPr>
               <w:jc w:val="center"/>
             </w:pPr>
-            <w:r>
-              <w:rPr>
-                <w:rFonts w:ascii="맑은 고딕" w:hAnsi="맑은 고딕"/>
-                <w:sz w:val="20"/>
-              </w:rPr>
-              <w:t>https://github.com/OpenMathLib/OpenBLAS</w:t>
-            </w:r>
+            <w:hyperlink r:id="rId14">
+              <w:r>
+                <w:rPr>
+                  <w:color w:val="0563C1"/>
+                  <w:u w:val="single"/>
+                  <w:sz w:val="20"/>
+                  <w:rFonts w:ascii="맑은 고딕" w:hAnsi="맑은 고딕" w:eastAsia="맑은 고딕"/>
+                </w:rPr>
+                <w:t xml:space="preserve">https://github.com/OpenMathLib/OpenBLAS</w:t>
+              </w:r>
+            </w:hyperlink>
           </w:p>
         </w:tc>
         <w:tc>
@@ -4173,13 +4186,17 @@
             <w:pPr>
               <w:jc w:val="center"/>
             </w:pPr>
-            <w:r>
-              <w:rPr>
-                <w:rFonts w:ascii="맑은 고딕" w:hAnsi="맑은 고딕"/>
-                <w:sz w:val="20"/>
-              </w:rPr>
-              <w:t>https://github.com/python/cpython</w:t>
-            </w:r>
+            <w:hyperlink r:id="rId15">
+              <w:r>
+                <w:rPr>
+                  <w:color w:val="0563C1"/>
+                  <w:u w:val="single"/>
+                  <w:sz w:val="20"/>
+                  <w:rFonts w:ascii="맑은 고딕" w:hAnsi="맑은 고딕" w:eastAsia="맑은 고딕"/>
+                </w:rPr>
+                <w:t xml:space="preserve">https://github.com/python/cpython</w:t>
+              </w:r>
+            </w:hyperlink>
           </w:p>
         </w:tc>
         <w:tc>
@@ -4364,13 +4381,17 @@
             <w:pPr>
               <w:jc w:val="center"/>
             </w:pPr>
-            <w:r>
-              <w:rPr>
-                <w:rFonts w:ascii="맑은 고딕" w:hAnsi="맑은 고딕"/>
-                <w:sz w:val="20"/>
-              </w:rPr>
-              <w:t>https://github.com/scikit-learn/scikit-learn</w:t>
-            </w:r>
+            <w:hyperlink r:id="rId16">
+              <w:r>
+                <w:rPr>
+                  <w:color w:val="0563C1"/>
+                  <w:u w:val="single"/>
+                  <w:sz w:val="20"/>
+                  <w:rFonts w:ascii="맑은 고딕" w:hAnsi="맑은 고딕" w:eastAsia="맑은 고딕"/>
+                </w:rPr>
+                <w:t xml:space="preserve">https://github.com/scikit-learn/scikit-learn</w:t>
+              </w:r>
+            </w:hyperlink>
           </w:p>
         </w:tc>
         <w:tc>
@@ -4555,13 +4576,17 @@
             <w:pPr>
               <w:jc w:val="center"/>
             </w:pPr>
-            <w:r>
-              <w:rPr>
-                <w:rFonts w:ascii="맑은 고딕" w:hAnsi="맑은 고딕"/>
-                <w:sz w:val="20"/>
-              </w:rPr>
-              <w:t>https://github.com/scipy/scipy</w:t>
-            </w:r>
+            <w:hyperlink r:id="rId17">
+              <w:r>
+                <w:rPr>
+                  <w:color w:val="0563C1"/>
+                  <w:u w:val="single"/>
+                  <w:sz w:val="20"/>
+                  <w:rFonts w:ascii="맑은 고딕" w:hAnsi="맑은 고딕" w:eastAsia="맑은 고딕"/>
+                </w:rPr>
+                <w:t xml:space="preserve">https://github.com/scipy/scipy</w:t>
+              </w:r>
+            </w:hyperlink>
           </w:p>
         </w:tc>
         <w:tc>
@@ -4746,13 +4771,17 @@
             <w:pPr>
               <w:jc w:val="center"/>
             </w:pPr>
-            <w:r>
-              <w:rPr>
-                <w:rFonts w:ascii="맑은 고딕" w:hAnsi="맑은 고딕"/>
-                <w:sz w:val="20"/>
-              </w:rPr>
-              <w:t>https://github.com/apache/arrow</w:t>
-            </w:r>
+            <w:hyperlink r:id="rId18">
+              <w:r>
+                <w:rPr>
+                  <w:color w:val="0563C1"/>
+                  <w:u w:val="single"/>
+                  <w:sz w:val="20"/>
+                  <w:rFonts w:ascii="맑은 고딕" w:hAnsi="맑은 고딕" w:eastAsia="맑은 고딕"/>
+                </w:rPr>
+                <w:t xml:space="preserve">https://github.com/apache/arrow</w:t>
+              </w:r>
+            </w:hyperlink>
           </w:p>
         </w:tc>
         <w:tc>
@@ -4937,13 +4966,17 @@
             <w:pPr>
               <w:jc w:val="center"/>
             </w:pPr>
-            <w:r>
-              <w:rPr>
-                <w:rFonts w:ascii="맑은 고딕" w:hAnsi="맑은 고딕"/>
-                <w:sz w:val="20"/>
-              </w:rPr>
-              <w:t>https://github.com/sktelecom/ossp-2026-llm-router-challenge</w:t>
-            </w:r>
+            <w:hyperlink r:id="rId19">
+              <w:r>
+                <w:rPr>
+                  <w:color w:val="0563C1"/>
+                  <w:u w:val="single"/>
+                  <w:sz w:val="20"/>
+                  <w:rFonts w:ascii="맑은 고딕" w:hAnsi="맑은 고딕" w:eastAsia="맑은 고딕"/>
+                </w:rPr>
+                <w:t xml:space="preserve">https://github.com/sktelecom/ossp-2026-llm-router-challenge</w:t>
+              </w:r>
+            </w:hyperlink>
           </w:p>
         </w:tc>
         <w:tc>
@@ -5727,12 +5760,23 @@
             </w:pPr>
             <w:proofErr w:type="spellStart"/>
             <w:proofErr w:type="spellEnd"/>
-            <w:r>
-              <w:rPr>
-                <w:rFonts w:ascii="맑은 고딕" w:hAnsi="맑은 고딕"/>
-                <w:sz w:val="20"/>
-              </w:rPr>
-              <w:t>https://github.com/leelang7/ossp-2026-llm-router-challenge 의 src/routerx/artifact.npz</w:t>
+            <w:hyperlink r:id="rId9">
+              <w:r>
+                <w:rPr>
+                  <w:color w:val="0563C1"/>
+                  <w:u w:val="single"/>
+                  <w:sz w:val="20"/>
+                  <w:rFonts w:ascii="맑은 고딕" w:hAnsi="맑은 고딕" w:eastAsia="맑은 고딕"/>
+                </w:rPr>
+                <w:t xml:space="preserve">https://github.com/leelang7/ossp-2026-llm-router-challenge</w:t>
+              </w:r>
+            </w:hyperlink>
+            <w:r>
+              <w:rPr>
+                <w:rFonts w:ascii="맑은 고딕" w:hAnsi="맑은 고딕"/>
+                <w:sz w:val="20"/>
+              </w:rPr>
+              <w:t xml:space="preserve"> 의 src/routerx/artifact.npz</w:t>
             </w:r>
           </w:p>
           <w:p>
@@ -5982,13 +6026,17 @@
             </w:pPr>
             <w:proofErr w:type="spellStart"/>
             <w:proofErr w:type="spellEnd"/>
-            <w:r>
-              <w:rPr>
-                <w:rFonts w:ascii="맑은 고딕" w:hAnsi="맑은 고딕"/>
-                <w:sz w:val="20"/>
-              </w:rPr>
-              <w:t>https://github.com/leelang7/ossp-2026-llm-router-challenge</w:t>
-            </w:r>
+            <w:hyperlink r:id="rId9">
+              <w:r>
+                <w:rPr>
+                  <w:color w:val="0563C1"/>
+                  <w:u w:val="single"/>
+                  <w:sz w:val="20"/>
+                  <w:rFonts w:ascii="맑은 고딕" w:hAnsi="맑은 고딕" w:eastAsia="맑은 고딕"/>
+                </w:rPr>
+                <w:t xml:space="preserve">https://github.com/leelang7/ossp-2026-llm-router-challenge</w:t>
+              </w:r>
+            </w:hyperlink>
           </w:p>
           <w:p>
             <w:pPr>
